--- a/backend sp/demo/src/main/resources/form 9main.docx
+++ b/backend sp/demo/src/main/resources/form 9main.docx
@@ -600,7 +600,7 @@
                 <w:rFonts w:hint="default" w:ascii="Calibri" w:hAnsi="Calibri" w:cs="Calibri"/>
                 <w:lang w:val="en-US"/>
               </w:rPr>
-              <w:t xml:space="preserve">  {inventor_names_vertical}</w:t>
+              <w:t xml:space="preserve">  {prinicipal}</w:t>
             </w:r>
           </w:p>
           <w:p>
@@ -744,7 +744,19 @@
                 <w:sz w:val="24"/>
                 <w:lang w:val="en-US"/>
               </w:rPr>
-              <w:t>{inv_address}</w:t>
+              <w:t>{principal_de</w:t>
+            </w:r>
+            <w:bookmarkStart w:id="0" w:name="_GoBack"/>
+            <w:bookmarkEnd w:id="0"/>
+            <w:r>
+              <w:rPr>
+                <w:rFonts w:hint="default" w:ascii="Calibri" w:hAnsi="Calibri" w:cs="Calibri"/>
+                <w:b w:val="0"/>
+                <w:bCs/>
+                <w:sz w:val="24"/>
+                <w:lang w:val="en-US"/>
+              </w:rPr>
+              <w:t>tails}</w:t>
             </w:r>
           </w:p>
         </w:tc>
@@ -791,185 +803,174 @@
           <w:w w:val="85"/>
           <w:lang w:val="en-US"/>
         </w:rPr>
-        <w:t xml:space="preserve"> {inventor_names_horizontal</w:t>
-      </w:r>
-      <w:bookmarkStart w:id="0" w:name="_GoBack"/>
-      <w:bookmarkEnd w:id="0"/>
+        <w:t xml:space="preserve"> {inventor_names_horizontal}</w:t>
+      </w:r>
+      <w:r>
+        <w:rPr>
+          <w:rFonts w:hint="default" w:ascii="Calibri" w:hAnsi="Calibri" w:cs="Calibri"/>
+          <w:b/>
+          <w:w w:val="85"/>
+        </w:rPr>
+        <w:t xml:space="preserve"> </w:t>
+      </w:r>
+      <w:r>
+        <w:rPr>
+          <w:rFonts w:hint="default" w:ascii="Calibri" w:hAnsi="Calibri" w:cs="Calibri"/>
+          <w:w w:val="85"/>
+        </w:rPr>
+        <w:t>hereby</w:t>
+      </w:r>
+      <w:r>
+        <w:rPr>
+          <w:rFonts w:hint="default" w:ascii="Calibri" w:hAnsi="Calibri" w:cs="Calibri"/>
+          <w:spacing w:val="-6"/>
+          <w:w w:val="85"/>
+        </w:rPr>
+        <w:t xml:space="preserve"> </w:t>
+      </w:r>
+      <w:r>
+        <w:rPr>
+          <w:rFonts w:hint="default" w:ascii="Calibri" w:hAnsi="Calibri" w:cs="Calibri"/>
+          <w:w w:val="85"/>
+        </w:rPr>
+        <w:t>request</w:t>
+      </w:r>
+      <w:r>
+        <w:rPr>
+          <w:rFonts w:hint="default" w:ascii="Calibri" w:hAnsi="Calibri" w:cs="Calibri"/>
+          <w:spacing w:val="-6"/>
+          <w:w w:val="85"/>
+        </w:rPr>
+        <w:t xml:space="preserve"> </w:t>
+      </w:r>
+      <w:r>
+        <w:rPr>
+          <w:rFonts w:hint="default" w:ascii="Calibri" w:hAnsi="Calibri" w:cs="Calibri"/>
+          <w:w w:val="85"/>
+        </w:rPr>
+        <w:t>for</w:t>
+      </w:r>
       <w:r>
         <w:rPr>
           <w:rFonts w:hint="default" w:ascii="Calibri" w:hAnsi="Calibri" w:cs="Calibri"/>
           <w:spacing w:val="-7"/>
           <w:w w:val="85"/>
+        </w:rPr>
+        <w:t xml:space="preserve"> </w:t>
+      </w:r>
+      <w:r>
+        <w:rPr>
+          <w:rFonts w:hint="default" w:ascii="Calibri" w:hAnsi="Calibri" w:cs="Calibri"/>
+          <w:w w:val="85"/>
+        </w:rPr>
+        <w:t>early</w:t>
+      </w:r>
+      <w:r>
+        <w:rPr>
+          <w:rFonts w:hint="default" w:ascii="Calibri" w:hAnsi="Calibri" w:cs="Calibri"/>
+          <w:spacing w:val="-6"/>
+          <w:w w:val="85"/>
+        </w:rPr>
+        <w:t xml:space="preserve"> </w:t>
+      </w:r>
+      <w:r>
+        <w:rPr>
+          <w:rFonts w:hint="default" w:ascii="Calibri" w:hAnsi="Calibri" w:cs="Calibri"/>
+          <w:w w:val="85"/>
+        </w:rPr>
+        <w:t>publication</w:t>
+      </w:r>
+      <w:r>
+        <w:rPr>
+          <w:rFonts w:hint="default" w:ascii="Calibri" w:hAnsi="Calibri" w:cs="Calibri"/>
+          <w:spacing w:val="-6"/>
+          <w:w w:val="85"/>
+        </w:rPr>
+        <w:t xml:space="preserve"> </w:t>
+      </w:r>
+      <w:r>
+        <w:rPr>
+          <w:rFonts w:hint="default" w:ascii="Calibri" w:hAnsi="Calibri" w:cs="Calibri"/>
+          <w:w w:val="85"/>
+        </w:rPr>
+        <w:t>of</w:t>
+      </w:r>
+      <w:r>
+        <w:rPr>
+          <w:rFonts w:hint="default" w:ascii="Calibri" w:hAnsi="Calibri" w:cs="Calibri"/>
+          <w:spacing w:val="-6"/>
+          <w:w w:val="85"/>
+        </w:rPr>
+        <w:t xml:space="preserve"> </w:t>
+      </w:r>
+      <w:r>
+        <w:rPr>
+          <w:rFonts w:hint="default" w:ascii="Calibri" w:hAnsi="Calibri" w:cs="Calibri"/>
+          <w:w w:val="85"/>
+        </w:rPr>
+        <w:t>my</w:t>
+      </w:r>
+      <w:r>
+        <w:rPr>
+          <w:rFonts w:hint="default" w:ascii="Calibri" w:hAnsi="Calibri" w:cs="Calibri"/>
+          <w:spacing w:val="-6"/>
+          <w:w w:val="85"/>
+        </w:rPr>
+        <w:t xml:space="preserve"> </w:t>
+      </w:r>
+      <w:r>
+        <w:rPr>
+          <w:rFonts w:hint="default" w:ascii="Calibri" w:hAnsi="Calibri" w:cs="Calibri"/>
+          <w:w w:val="85"/>
+        </w:rPr>
+        <w:t>/</w:t>
+      </w:r>
+      <w:r>
+        <w:rPr>
+          <w:rFonts w:hint="default" w:ascii="Calibri" w:hAnsi="Calibri" w:cs="Calibri"/>
+          <w:spacing w:val="-6"/>
+          <w:w w:val="85"/>
+        </w:rPr>
+        <w:t xml:space="preserve"> </w:t>
+      </w:r>
+      <w:r>
+        <w:rPr>
+          <w:rFonts w:hint="default" w:ascii="Calibri" w:hAnsi="Calibri" w:cs="Calibri"/>
+          <w:w w:val="85"/>
+        </w:rPr>
+        <w:t>our</w:t>
+      </w:r>
+      <w:r>
+        <w:rPr>
+          <w:rFonts w:hint="default" w:ascii="Calibri" w:hAnsi="Calibri" w:cs="Calibri"/>
+          <w:spacing w:val="-6"/>
+          <w:w w:val="85"/>
+        </w:rPr>
+        <w:t xml:space="preserve"> </w:t>
+      </w:r>
+      <w:r>
+        <w:rPr>
+          <w:rFonts w:hint="default" w:ascii="Calibri" w:hAnsi="Calibri" w:cs="Calibri"/>
+          <w:w w:val="85"/>
+        </w:rPr>
+        <w:t xml:space="preserve">Application </w:t>
+      </w:r>
+      <w:r>
+        <w:rPr>
+          <w:rFonts w:hint="default" w:ascii="Calibri" w:hAnsi="Calibri" w:cs="Calibri"/>
+          <w:spacing w:val="-2"/>
+          <w:w w:val="85"/>
+        </w:rPr>
+        <w:t xml:space="preserve">filed on </w:t>
+      </w:r>
+      <w:r>
+        <w:rPr>
+          <w:rFonts w:hint="default" w:ascii="Calibri" w:hAnsi="Calibri" w:cs="Calibri"/>
+          <w:spacing w:val="-2"/>
+          <w:w w:val="85"/>
           <w:lang w:val="en-US"/>
         </w:rPr>
-        <w:t>}</w:t>
-      </w:r>
-      <w:r>
-        <w:rPr>
-          <w:rFonts w:hint="default" w:ascii="Calibri" w:hAnsi="Calibri" w:cs="Calibri"/>
-          <w:b/>
-          <w:w w:val="85"/>
-        </w:rPr>
-        <w:t xml:space="preserve"> </w:t>
-      </w:r>
-      <w:r>
-        <w:rPr>
-          <w:rFonts w:hint="default" w:ascii="Calibri" w:hAnsi="Calibri" w:cs="Calibri"/>
-          <w:w w:val="85"/>
-        </w:rPr>
-        <w:t>hereby</w:t>
-      </w:r>
-      <w:r>
-        <w:rPr>
-          <w:rFonts w:hint="default" w:ascii="Calibri" w:hAnsi="Calibri" w:cs="Calibri"/>
-          <w:spacing w:val="-6"/>
-          <w:w w:val="85"/>
-        </w:rPr>
-        <w:t xml:space="preserve"> </w:t>
-      </w:r>
-      <w:r>
-        <w:rPr>
-          <w:rFonts w:hint="default" w:ascii="Calibri" w:hAnsi="Calibri" w:cs="Calibri"/>
-          <w:w w:val="85"/>
-        </w:rPr>
-        <w:t>request</w:t>
-      </w:r>
-      <w:r>
-        <w:rPr>
-          <w:rFonts w:hint="default" w:ascii="Calibri" w:hAnsi="Calibri" w:cs="Calibri"/>
-          <w:spacing w:val="-6"/>
-          <w:w w:val="85"/>
-        </w:rPr>
-        <w:t xml:space="preserve"> </w:t>
-      </w:r>
-      <w:r>
-        <w:rPr>
-          <w:rFonts w:hint="default" w:ascii="Calibri" w:hAnsi="Calibri" w:cs="Calibri"/>
-          <w:w w:val="85"/>
-        </w:rPr>
-        <w:t>for</w:t>
-      </w:r>
-      <w:r>
-        <w:rPr>
-          <w:rFonts w:hint="default" w:ascii="Calibri" w:hAnsi="Calibri" w:cs="Calibri"/>
-          <w:spacing w:val="-7"/>
-          <w:w w:val="85"/>
-        </w:rPr>
-        <w:t xml:space="preserve"> </w:t>
-      </w:r>
-      <w:r>
-        <w:rPr>
-          <w:rFonts w:hint="default" w:ascii="Calibri" w:hAnsi="Calibri" w:cs="Calibri"/>
-          <w:w w:val="85"/>
-        </w:rPr>
-        <w:t>early</w:t>
-      </w:r>
-      <w:r>
-        <w:rPr>
-          <w:rFonts w:hint="default" w:ascii="Calibri" w:hAnsi="Calibri" w:cs="Calibri"/>
-          <w:spacing w:val="-6"/>
-          <w:w w:val="85"/>
-        </w:rPr>
-        <w:t xml:space="preserve"> </w:t>
-      </w:r>
-      <w:r>
-        <w:rPr>
-          <w:rFonts w:hint="default" w:ascii="Calibri" w:hAnsi="Calibri" w:cs="Calibri"/>
-          <w:w w:val="85"/>
-        </w:rPr>
-        <w:t>publication</w:t>
-      </w:r>
-      <w:r>
-        <w:rPr>
-          <w:rFonts w:hint="default" w:ascii="Calibri" w:hAnsi="Calibri" w:cs="Calibri"/>
-          <w:spacing w:val="-6"/>
-          <w:w w:val="85"/>
-        </w:rPr>
-        <w:t xml:space="preserve"> </w:t>
-      </w:r>
-      <w:r>
-        <w:rPr>
-          <w:rFonts w:hint="default" w:ascii="Calibri" w:hAnsi="Calibri" w:cs="Calibri"/>
-          <w:w w:val="85"/>
-        </w:rPr>
-        <w:t>of</w:t>
-      </w:r>
-      <w:r>
-        <w:rPr>
-          <w:rFonts w:hint="default" w:ascii="Calibri" w:hAnsi="Calibri" w:cs="Calibri"/>
-          <w:spacing w:val="-6"/>
-          <w:w w:val="85"/>
-        </w:rPr>
-        <w:t xml:space="preserve"> </w:t>
-      </w:r>
-      <w:r>
-        <w:rPr>
-          <w:rFonts w:hint="default" w:ascii="Calibri" w:hAnsi="Calibri" w:cs="Calibri"/>
-          <w:w w:val="85"/>
-        </w:rPr>
-        <w:t>my</w:t>
-      </w:r>
-      <w:r>
-        <w:rPr>
-          <w:rFonts w:hint="default" w:ascii="Calibri" w:hAnsi="Calibri" w:cs="Calibri"/>
-          <w:spacing w:val="-6"/>
-          <w:w w:val="85"/>
-        </w:rPr>
-        <w:t xml:space="preserve"> </w:t>
-      </w:r>
-      <w:r>
-        <w:rPr>
-          <w:rFonts w:hint="default" w:ascii="Calibri" w:hAnsi="Calibri" w:cs="Calibri"/>
-          <w:w w:val="85"/>
-        </w:rPr>
-        <w:t>/</w:t>
-      </w:r>
-      <w:r>
-        <w:rPr>
-          <w:rFonts w:hint="default" w:ascii="Calibri" w:hAnsi="Calibri" w:cs="Calibri"/>
-          <w:spacing w:val="-6"/>
-          <w:w w:val="85"/>
-        </w:rPr>
-        <w:t xml:space="preserve"> </w:t>
-      </w:r>
-      <w:r>
-        <w:rPr>
-          <w:rFonts w:hint="default" w:ascii="Calibri" w:hAnsi="Calibri" w:cs="Calibri"/>
-          <w:w w:val="85"/>
-        </w:rPr>
-        <w:t>our</w:t>
-      </w:r>
-      <w:r>
-        <w:rPr>
-          <w:rFonts w:hint="default" w:ascii="Calibri" w:hAnsi="Calibri" w:cs="Calibri"/>
-          <w:spacing w:val="-6"/>
-          <w:w w:val="85"/>
-        </w:rPr>
-        <w:t xml:space="preserve"> </w:t>
-      </w:r>
-      <w:r>
-        <w:rPr>
-          <w:rFonts w:hint="default" w:ascii="Calibri" w:hAnsi="Calibri" w:cs="Calibri"/>
-          <w:w w:val="85"/>
-        </w:rPr>
-        <w:t xml:space="preserve">Application </w:t>
-      </w:r>
-      <w:r>
-        <w:rPr>
-          <w:rFonts w:hint="default" w:ascii="Calibri" w:hAnsi="Calibri" w:cs="Calibri"/>
-          <w:spacing w:val="-2"/>
-          <w:w w:val="85"/>
-        </w:rPr>
-        <w:t xml:space="preserve">filed on </w:t>
-      </w:r>
-      <w:r>
-        <w:rPr>
-          <w:rFonts w:hint="default" w:ascii="Calibri" w:hAnsi="Calibri" w:cs="Calibri"/>
-          <w:spacing w:val="-2"/>
-          <w:w w:val="85"/>
-          <w:lang w:val="en-US"/>
-        </w:rPr>
-        <w:t>{date}</w:t>
+        <w:t xml:space="preserve">{date} </w:t>
       </w:r>
       <w:r>
         <w:rPr>
@@ -1332,6 +1333,7 @@
       <w:pPr>
         <w:pStyle w:val="7"/>
         <w:numPr>
+          <w:ilvl w:val="0"/>
           <w:numId w:val="0"/>
         </w:numPr>
         <w:tabs>
@@ -1349,6 +1351,7 @@
       <w:pPr>
         <w:pStyle w:val="7"/>
         <w:numPr>
+          <w:ilvl w:val="0"/>
           <w:numId w:val="0"/>
         </w:numPr>
         <w:tabs>
@@ -1376,6 +1379,7 @@
       <w:pPr>
         <w:pStyle w:val="7"/>
         <w:numPr>
+          <w:ilvl w:val="0"/>
           <w:numId w:val="0"/>
         </w:numPr>
         <w:tabs>
@@ -1405,45 +1409,103 @@
         <w:ind w:firstLine="352" w:firstLineChars="200"/>
         <w:rPr>
           <w:rFonts w:hint="default" w:ascii="Calibri" w:hAnsi="Calibri" w:cs="Calibri"/>
-          <w:lang w:val="en-US"/>
-        </w:rPr>
-      </w:pPr>
-      <w:r>
-        <w:rPr>
-          <w:rFonts w:hint="default" w:ascii="Calibri" w:hAnsi="Calibri" w:cs="Calibri"/>
-          <w:w w:val="80"/>
-        </w:rPr>
-        <w:t>Dated</w:t>
-      </w:r>
-      <w:r>
-        <w:rPr>
-          <w:rFonts w:hint="default" w:ascii="Calibri" w:hAnsi="Calibri" w:cs="Calibri"/>
-          <w:spacing w:val="-5"/>
-        </w:rPr>
-        <w:t xml:space="preserve"> </w:t>
-      </w:r>
-      <w:r>
-        <w:rPr>
-          <w:rFonts w:hint="default" w:ascii="Calibri" w:hAnsi="Calibri" w:cs="Calibri"/>
-          <w:w w:val="80"/>
-        </w:rPr>
-        <w:t>this</w:t>
-      </w:r>
-      <w:r>
-        <w:rPr>
-          <w:rFonts w:hint="default" w:ascii="Calibri" w:hAnsi="Calibri" w:cs="Calibri"/>
-          <w:spacing w:val="-4"/>
-        </w:rPr>
-        <w:t xml:space="preserve"> </w:t>
-      </w:r>
-      <w:r>
-        <w:rPr>
-          <w:rFonts w:hint="default" w:ascii="Calibri" w:hAnsi="Calibri" w:cs="Calibri"/>
           <w:spacing w:val="-4"/>
           <w:lang w:val="en-US"/>
         </w:rPr>
+      </w:pPr>
+      <w:r>
+        <w:rPr>
+          <w:rFonts w:hint="default" w:ascii="Calibri" w:hAnsi="Calibri" w:cs="Calibri"/>
+          <w:w w:val="80"/>
+        </w:rPr>
+        <w:t>Dated</w:t>
+      </w:r>
+      <w:r>
+        <w:rPr>
+          <w:rFonts w:hint="default" w:ascii="Calibri" w:hAnsi="Calibri" w:cs="Calibri"/>
+          <w:spacing w:val="-5"/>
+        </w:rPr>
+        <w:t xml:space="preserve"> </w:t>
+      </w:r>
+      <w:r>
+        <w:rPr>
+          <w:rFonts w:hint="default" w:ascii="Calibri" w:hAnsi="Calibri" w:cs="Calibri"/>
+          <w:w w:val="80"/>
+        </w:rPr>
+        <w:t>this</w:t>
+      </w:r>
+      <w:r>
+        <w:rPr>
+          <w:rFonts w:hint="default" w:ascii="Calibri" w:hAnsi="Calibri" w:cs="Calibri"/>
+          <w:spacing w:val="-4"/>
+        </w:rPr>
+        <w:t xml:space="preserve"> </w:t>
+      </w:r>
+      <w:r>
+        <w:rPr>
+          <w:rFonts w:hint="default" w:ascii="Calibri" w:hAnsi="Calibri" w:cs="Calibri"/>
+          <w:spacing w:val="-4"/>
+          <w:lang w:val="en-US"/>
+        </w:rPr>
         <w:t>{date}</w:t>
       </w:r>
+    </w:p>
+    <w:p>
+      <w:pPr>
+        <w:pStyle w:val="4"/>
+        <w:ind w:firstLine="424" w:firstLineChars="200"/>
+        <w:rPr>
+          <w:rFonts w:hint="default" w:ascii="Calibri" w:hAnsi="Calibri" w:cs="Calibri"/>
+          <w:spacing w:val="-4"/>
+          <w:lang w:val="en-US"/>
+        </w:rPr>
+      </w:pPr>
+    </w:p>
+    <w:p>
+      <w:pPr>
+        <w:pStyle w:val="4"/>
+        <w:ind w:firstLine="424" w:firstLineChars="200"/>
+        <w:rPr>
+          <w:rFonts w:hint="default" w:ascii="Calibri" w:hAnsi="Calibri" w:cs="Calibri"/>
+          <w:spacing w:val="-4"/>
+          <w:lang w:val="en-US"/>
+        </w:rPr>
+      </w:pPr>
+    </w:p>
+    <w:p>
+      <w:pPr>
+        <w:pStyle w:val="6"/>
+        <w:bidi w:val="0"/>
+        <w:rPr>
+          <w:rFonts w:hint="default"/>
+          <w:lang w:val="en-US"/>
+        </w:rPr>
+      </w:pPr>
+      <w:r>
+        <w:rPr>
+          <w:rFonts w:hint="default"/>
+          <w:lang w:val="en-US"/>
+        </w:rPr>
+        <w:t xml:space="preserve">   </w:t>
+      </w:r>
+      <w:r>
+        <w:rPr>
+          <w:rFonts w:hint="default" w:ascii="Calibri" w:hAnsi="Calibri" w:cs="Calibri"/>
+          <w:lang w:val="en-US"/>
+        </w:rPr>
+        <w:t>{principal}</w:t>
+      </w:r>
+    </w:p>
+    <w:p>
+      <w:pPr>
+        <w:pStyle w:val="4"/>
+        <w:ind w:firstLine="424" w:firstLineChars="200"/>
+        <w:rPr>
+          <w:rFonts w:hint="default" w:ascii="Calibri" w:hAnsi="Calibri" w:cs="Calibri"/>
+          <w:spacing w:val="-4"/>
+          <w:lang w:val="en-US"/>
+        </w:rPr>
+      </w:pPr>
     </w:p>
     <w:p>
       <w:pPr>
@@ -1831,8 +1893,8 @@
     <w:lsdException w:uiPriority="99" w:name="Normal Indent"/>
     <w:lsdException w:uiPriority="99" w:name="footnote text"/>
     <w:lsdException w:uiPriority="99" w:name="annotation text"/>
-    <w:lsdException w:uiPriority="99" w:semiHidden="0" w:name="header"/>
-    <w:lsdException w:uiPriority="99" w:semiHidden="0" w:name="footer"/>
+    <w:lsdException w:qFormat="1" w:uiPriority="99" w:semiHidden="0" w:name="header"/>
+    <w:lsdException w:qFormat="1" w:uiPriority="99" w:semiHidden="0" w:name="footer"/>
     <w:lsdException w:uiPriority="99" w:name="index heading"/>
     <w:lsdException w:qFormat="1" w:uiPriority="35" w:name="caption"/>
     <w:lsdException w:uiPriority="99" w:name="table of figures"/>
@@ -1958,7 +2020,7 @@
     <w:lsdException w:unhideWhenUsed="0" w:uiPriority="65" w:semiHidden="0" w:name="Medium List 1"/>
     <w:lsdException w:unhideWhenUsed="0" w:uiPriority="66" w:semiHidden="0" w:name="Medium List 2"/>
     <w:lsdException w:unhideWhenUsed="0" w:uiPriority="67" w:semiHidden="0" w:name="Medium Grid 1"/>
-    <w:lsdException w:qFormat="1" w:unhideWhenUsed="0" w:uiPriority="68" w:semiHidden="0" w:name="Medium Grid 2"/>
+    <w:lsdException w:unhideWhenUsed="0" w:uiPriority="68" w:semiHidden="0" w:name="Medium Grid 2"/>
     <w:lsdException w:unhideWhenUsed="0" w:uiPriority="69" w:semiHidden="0" w:name="Medium Grid 3"/>
     <w:lsdException w:unhideWhenUsed="0" w:uiPriority="70" w:semiHidden="0" w:name="Dark List"/>
     <w:lsdException w:unhideWhenUsed="0" w:uiPriority="71" w:semiHidden="0" w:name="Colorful Shading"/>
@@ -1968,7 +2030,7 @@
     <w:lsdException w:unhideWhenUsed="0" w:uiPriority="61" w:semiHidden="0" w:name="Light List Accent 1"/>
     <w:lsdException w:unhideWhenUsed="0" w:uiPriority="62" w:semiHidden="0" w:name="Light Grid Accent 1"/>
     <w:lsdException w:unhideWhenUsed="0" w:uiPriority="63" w:semiHidden="0" w:name="Medium Shading 1 Accent 1"/>
-    <w:lsdException w:qFormat="1" w:unhideWhenUsed="0" w:uiPriority="64" w:semiHidden="0" w:name="Medium Shading 2 Accent 1"/>
+    <w:lsdException w:unhideWhenUsed="0" w:uiPriority="64" w:semiHidden="0" w:name="Medium Shading 2 Accent 1"/>
     <w:lsdException w:unhideWhenUsed="0" w:uiPriority="65" w:semiHidden="0" w:name="Medium List 1 Accent 1"/>
     <w:lsdException w:qFormat="1" w:unhideWhenUsed="0" w:uiPriority="1" w:semiHidden="0" w:name="List Paragraph"/>
     <w:lsdException w:unhideWhenUsed="0" w:uiPriority="66" w:semiHidden="0" w:name="Medium List 2 Accent 1"/>
@@ -1978,7 +2040,7 @@
     <w:lsdException w:unhideWhenUsed="0" w:uiPriority="70" w:semiHidden="0" w:name="Dark List Accent 1"/>
     <w:lsdException w:unhideWhenUsed="0" w:uiPriority="71" w:semiHidden="0" w:name="Colorful Shading Accent 1"/>
     <w:lsdException w:unhideWhenUsed="0" w:uiPriority="72" w:semiHidden="0" w:name="Colorful List Accent 1"/>
-    <w:lsdException w:qFormat="1" w:unhideWhenUsed="0" w:uiPriority="73" w:semiHidden="0" w:name="Colorful Grid Accent 1"/>
+    <w:lsdException w:unhideWhenUsed="0" w:uiPriority="73" w:semiHidden="0" w:name="Colorful Grid Accent 1"/>
     <w:lsdException w:unhideWhenUsed="0" w:uiPriority="60" w:semiHidden="0" w:name="Light Shading Accent 2"/>
     <w:lsdException w:unhideWhenUsed="0" w:uiPriority="61" w:semiHidden="0" w:name="Light List Accent 2"/>
     <w:lsdException w:unhideWhenUsed="0" w:uiPriority="62" w:semiHidden="0" w:name="Light Grid Accent 2"/>
@@ -1992,7 +2054,7 @@
     <w:lsdException w:unhideWhenUsed="0" w:uiPriority="70" w:semiHidden="0" w:name="Dark List Accent 2"/>
     <w:lsdException w:unhideWhenUsed="0" w:uiPriority="71" w:semiHidden="0" w:name="Colorful Shading Accent 2"/>
     <w:lsdException w:unhideWhenUsed="0" w:uiPriority="72" w:semiHidden="0" w:name="Colorful List Accent 2"/>
-    <w:lsdException w:qFormat="1" w:unhideWhenUsed="0" w:uiPriority="73" w:semiHidden="0" w:name="Colorful Grid Accent 2"/>
+    <w:lsdException w:unhideWhenUsed="0" w:uiPriority="73" w:semiHidden="0" w:name="Colorful Grid Accent 2"/>
     <w:lsdException w:unhideWhenUsed="0" w:uiPriority="60" w:semiHidden="0" w:name="Light Shading Accent 3"/>
     <w:lsdException w:unhideWhenUsed="0" w:uiPriority="61" w:semiHidden="0" w:name="Light List Accent 3"/>
     <w:lsdException w:unhideWhenUsed="0" w:uiPriority="62" w:semiHidden="0" w:name="Light Grid Accent 3"/>
@@ -2006,11 +2068,11 @@
     <w:lsdException w:unhideWhenUsed="0" w:uiPriority="70" w:semiHidden="0" w:name="Dark List Accent 3"/>
     <w:lsdException w:unhideWhenUsed="0" w:uiPriority="71" w:semiHidden="0" w:name="Colorful Shading Accent 3"/>
     <w:lsdException w:unhideWhenUsed="0" w:uiPriority="72" w:semiHidden="0" w:name="Colorful List Accent 3"/>
-    <w:lsdException w:qFormat="1" w:unhideWhenUsed="0" w:uiPriority="73" w:semiHidden="0" w:name="Colorful Grid Accent 3"/>
+    <w:lsdException w:unhideWhenUsed="0" w:uiPriority="73" w:semiHidden="0" w:name="Colorful Grid Accent 3"/>
     <w:lsdException w:unhideWhenUsed="0" w:uiPriority="60" w:semiHidden="0" w:name="Light Shading Accent 4"/>
     <w:lsdException w:unhideWhenUsed="0" w:uiPriority="61" w:semiHidden="0" w:name="Light List Accent 4"/>
     <w:lsdException w:unhideWhenUsed="0" w:uiPriority="62" w:semiHidden="0" w:name="Light Grid Accent 4"/>
-    <w:lsdException w:qFormat="1" w:unhideWhenUsed="0" w:uiPriority="63" w:semiHidden="0" w:name="Medium Shading 1 Accent 4"/>
+    <w:lsdException w:unhideWhenUsed="0" w:uiPriority="63" w:semiHidden="0" w:name="Medium Shading 1 Accent 4"/>
     <w:lsdException w:unhideWhenUsed="0" w:uiPriority="64" w:semiHidden="0" w:name="Medium Shading 2 Accent 4"/>
     <w:lsdException w:unhideWhenUsed="0" w:uiPriority="65" w:semiHidden="0" w:name="Medium List 1 Accent 4"/>
     <w:lsdException w:unhideWhenUsed="0" w:uiPriority="66" w:semiHidden="0" w:name="Medium List 2 Accent 4"/>
@@ -2103,6 +2165,7 @@
     <w:basedOn w:val="1"/>
     <w:link w:val="10"/>
     <w:unhideWhenUsed/>
+    <w:qFormat/>
     <w:uiPriority w:val="99"/>
     <w:pPr>
       <w:tabs>
@@ -2116,6 +2179,7 @@
     <w:basedOn w:val="1"/>
     <w:link w:val="9"/>
     <w:unhideWhenUsed/>
+    <w:qFormat/>
     <w:uiPriority w:val="99"/>
     <w:pPr>
       <w:tabs>
@@ -2146,6 +2210,7 @@
     <w:name w:val="Header Char"/>
     <w:basedOn w:val="2"/>
     <w:link w:val="6"/>
+    <w:qFormat/>
     <w:uiPriority w:val="99"/>
     <w:rPr>
       <w:rFonts w:ascii="Arial" w:hAnsi="Arial" w:eastAsia="Arial" w:cs="Arial"/>
@@ -2155,6 +2220,7 @@
     <w:name w:val="Footer Char"/>
     <w:basedOn w:val="2"/>
     <w:link w:val="5"/>
+    <w:qFormat/>
     <w:uiPriority w:val="99"/>
     <w:rPr>
       <w:rFonts w:ascii="Arial" w:hAnsi="Arial" w:eastAsia="Arial" w:cs="Arial"/>
